--- a/documentation/Jenkins_Installation.docx
+++ b/documentation/Jenkins_Installation.docx
@@ -12,16 +12,20 @@
         <w:t>Jenkins Installation</w:t>
       </w:r>
     </w:p>
-    <w:p/>
-    <w:p>
-      <w:pPr>
-        <w:spacing w:after="0" w:line="276" w:lineRule="auto"/>
-      </w:pPr>
-      <w:r>
-        <w:t>Note:</w:t>
-      </w:r>
-      <w:r>
-        <w:t xml:space="preserve"> Only Java 17, 21, and 25 are supported by Jenkins</w:t>
+    <w:p>
+      <w:pPr>
+        <w:pStyle w:val="Heading1"/>
+      </w:pPr>
+      <w:r>
+        <w:t>Note</w:t>
+      </w:r>
+    </w:p>
+    <w:p>
+      <w:pPr>
+        <w:spacing w:after="0" w:line="276" w:lineRule="auto"/>
+      </w:pPr>
+      <w:r>
+        <w:t>Only Java 17, 21, and 25 are supported by Jenkins</w:t>
       </w:r>
     </w:p>
     <w:p>
@@ -34,9 +38,9 @@
           <w:noProof/>
         </w:rPr>
         <w:drawing>
-          <wp:inline distT="0" distB="0" distL="0" distR="0" wp14:anchorId="4F8DB703" wp14:editId="70461C09">
-            <wp:extent cx="2682240" cy="2090570"/>
-            <wp:effectExtent l="0" t="0" r="3810" b="5080"/>
+          <wp:inline distT="0" distB="0" distL="0" distR="0" wp14:anchorId="4F8DB703" wp14:editId="044ABB11">
+            <wp:extent cx="3589020" cy="2797325"/>
+            <wp:effectExtent l="0" t="0" r="0" b="3175"/>
             <wp:docPr id="779328003" name="Picture 1"/>
             <wp:cNvGraphicFramePr>
               <a:graphicFrameLocks xmlns:a="http://schemas.openxmlformats.org/drawingml/2006/main" noChangeAspect="1"/>
@@ -57,7 +61,7 @@
                   <pic:spPr>
                     <a:xfrm>
                       <a:off x="0" y="0"/>
-                      <a:ext cx="2691842" cy="2098054"/>
+                      <a:ext cx="3625047" cy="2825405"/>
                     </a:xfrm>
                     <a:prstGeom prst="rect">
                       <a:avLst/>
@@ -72,6 +76,20 @@
     </w:p>
     <w:p>
       <w:pPr>
+        <w:pStyle w:val="Heading1"/>
+      </w:pPr>
+      <w:r>
+        <w:t xml:space="preserve">Install </w:t>
+      </w:r>
+      <w:r>
+        <w:t xml:space="preserve">Pre-requisite: </w:t>
+      </w:r>
+      <w:r>
+        <w:t>Java</w:t>
+      </w:r>
+    </w:p>
+    <w:p>
+      <w:pPr>
         <w:spacing w:after="0" w:line="276" w:lineRule="auto"/>
       </w:pPr>
       <w:r>
@@ -120,9 +138,9 @@
           <w:noProof/>
         </w:rPr>
         <w:drawing>
-          <wp:inline distT="0" distB="0" distL="0" distR="0" wp14:anchorId="22E60C75" wp14:editId="7F56E188">
-            <wp:extent cx="5085560" cy="617220"/>
-            <wp:effectExtent l="0" t="0" r="1270" b="0"/>
+          <wp:inline distT="0" distB="0" distL="0" distR="0" wp14:anchorId="22E60C75" wp14:editId="3923FAE9">
+            <wp:extent cx="5257800" cy="638124"/>
+            <wp:effectExtent l="0" t="0" r="0" b="0"/>
             <wp:docPr id="1888220710" name="Picture 1"/>
             <wp:cNvGraphicFramePr>
               <a:graphicFrameLocks xmlns:a="http://schemas.openxmlformats.org/drawingml/2006/main" noChangeAspect="1"/>
@@ -143,7 +161,7 @@
                   <pic:spPr>
                     <a:xfrm>
                       <a:off x="0" y="0"/>
-                      <a:ext cx="5251057" cy="637306"/>
+                      <a:ext cx="5499528" cy="667462"/>
                     </a:xfrm>
                     <a:prstGeom prst="rect">
                       <a:avLst/>
@@ -193,9 +211,9 @@
           <w:noProof/>
         </w:rPr>
         <w:drawing>
-          <wp:inline distT="0" distB="0" distL="0" distR="0" wp14:anchorId="4680F81F" wp14:editId="4075E70A">
-            <wp:extent cx="4244340" cy="2377011"/>
-            <wp:effectExtent l="0" t="0" r="3810" b="4445"/>
+          <wp:inline distT="0" distB="0" distL="0" distR="0" wp14:anchorId="4680F81F" wp14:editId="3724DBA6">
+            <wp:extent cx="4541520" cy="2543443"/>
+            <wp:effectExtent l="0" t="0" r="0" b="9525"/>
             <wp:docPr id="1375787633" name="Picture 1"/>
             <wp:cNvGraphicFramePr>
               <a:graphicFrameLocks xmlns:a="http://schemas.openxmlformats.org/drawingml/2006/main" noChangeAspect="1"/>
@@ -216,7 +234,7 @@
                   <pic:spPr>
                     <a:xfrm>
                       <a:off x="0" y="0"/>
-                      <a:ext cx="4264721" cy="2388425"/>
+                      <a:ext cx="4581823" cy="2566014"/>
                     </a:xfrm>
                     <a:prstGeom prst="rect">
                       <a:avLst/>
@@ -234,6 +252,7 @@
         <w:spacing w:after="0" w:line="276" w:lineRule="auto"/>
       </w:pPr>
       <w:r>
+        <w:lastRenderedPageBreak/>
         <w:t>Check if Java is installed</w:t>
       </w:r>
     </w:p>
@@ -247,9 +266,9 @@
           <w:noProof/>
         </w:rPr>
         <w:drawing>
-          <wp:inline distT="0" distB="0" distL="0" distR="0" wp14:anchorId="32FBE689" wp14:editId="75CCFF3D">
-            <wp:extent cx="4942506" cy="548640"/>
-            <wp:effectExtent l="0" t="0" r="0" b="3810"/>
+          <wp:inline distT="0" distB="0" distL="0" distR="0" wp14:anchorId="32FBE689" wp14:editId="56010635">
+            <wp:extent cx="5834899" cy="647700"/>
+            <wp:effectExtent l="0" t="0" r="0" b="0"/>
             <wp:docPr id="546505001" name="Picture 1"/>
             <wp:cNvGraphicFramePr>
               <a:graphicFrameLocks xmlns:a="http://schemas.openxmlformats.org/drawingml/2006/main" noChangeAspect="1"/>
@@ -270,7 +289,7 @@
                   <pic:spPr>
                     <a:xfrm>
                       <a:off x="0" y="0"/>
-                      <a:ext cx="5092226" cy="565260"/>
+                      <a:ext cx="6018593" cy="668091"/>
                     </a:xfrm>
                     <a:prstGeom prst="rect">
                       <a:avLst/>
@@ -285,11 +304,18 @@
     </w:p>
     <w:p>
       <w:pPr>
-        <w:spacing w:after="0" w:line="276" w:lineRule="auto"/>
-      </w:pPr>
-      <w:r>
-        <w:lastRenderedPageBreak/>
-        <w:t>3</w:t>
+        <w:pStyle w:val="Heading1"/>
+      </w:pPr>
+      <w:r>
+        <w:t>Install Jenkins</w:t>
+      </w:r>
+    </w:p>
+    <w:p>
+      <w:pPr>
+        <w:spacing w:after="0" w:line="276" w:lineRule="auto"/>
+      </w:pPr>
+      <w:r>
+        <w:t>1</w:t>
       </w:r>
       <w:r>
         <w:t>. I</w:t>
@@ -319,9 +345,9 @@
           <w:noProof/>
         </w:rPr>
         <w:drawing>
-          <wp:inline distT="0" distB="0" distL="0" distR="0" wp14:anchorId="5F779E14" wp14:editId="4A31F313">
-            <wp:extent cx="4982423" cy="2903220"/>
-            <wp:effectExtent l="0" t="0" r="8890" b="0"/>
+          <wp:inline distT="0" distB="0" distL="0" distR="0" wp14:anchorId="5F779E14" wp14:editId="0A6E5D57">
+            <wp:extent cx="5265420" cy="3068120"/>
+            <wp:effectExtent l="0" t="0" r="0" b="0"/>
             <wp:docPr id="1733801015" name="Picture 1"/>
             <wp:cNvGraphicFramePr>
               <a:graphicFrameLocks xmlns:a="http://schemas.openxmlformats.org/drawingml/2006/main" noChangeAspect="1"/>
@@ -342,7 +368,7 @@
                   <pic:spPr>
                     <a:xfrm>
                       <a:off x="0" y="0"/>
-                      <a:ext cx="5004874" cy="2916302"/>
+                      <a:ext cx="5299824" cy="3088167"/>
                     </a:xfrm>
                     <a:prstGeom prst="rect">
                       <a:avLst/>
@@ -360,7 +386,7 @@
         <w:spacing w:after="0" w:line="276" w:lineRule="auto"/>
       </w:pPr>
       <w:r>
-        <w:t>4</w:t>
+        <w:t>2</w:t>
       </w:r>
       <w:r>
         <w:t xml:space="preserve">. </w:t>
@@ -378,20 +404,27 @@
     <w:p>
       <w:pPr>
         <w:spacing w:after="0" w:line="276" w:lineRule="auto"/>
-      </w:pPr>
-      <w:r>
-        <w:t xml:space="preserve">NOTE: Default location path: </w:t>
-      </w:r>
-      <w:r>
-        <w:t>C:\Program Files (x</w:t>
-      </w:r>
-      <w:proofErr w:type="gramStart"/>
-      <w:r>
-        <w:t>86)\</w:t>
-      </w:r>
-      <w:proofErr w:type="gramEnd"/>
-      <w:r>
-        <w:t>Jenkins</w:t>
+        <w:rPr>
+          <w:b/>
+          <w:bCs/>
+        </w:rPr>
+      </w:pPr>
+      <w:r>
+        <w:rPr>
+          <w:b/>
+          <w:bCs/>
+        </w:rPr>
+        <w:t>NOTE:</w:t>
+      </w:r>
+      <w:r>
+        <w:t xml:space="preserve"> Default location path: </w:t>
+      </w:r>
+      <w:r>
+        <w:rPr>
+          <w:b/>
+          <w:bCs/>
+        </w:rPr>
+        <w:t>C:\Program Files (x86)\Jenkins</w:t>
       </w:r>
     </w:p>
     <w:p>
@@ -404,9 +437,9 @@
           <w:noProof/>
         </w:rPr>
         <w:drawing>
-          <wp:inline distT="0" distB="0" distL="0" distR="0" wp14:anchorId="3AFC8AD7" wp14:editId="09AF3D43">
-            <wp:extent cx="5029281" cy="3147060"/>
-            <wp:effectExtent l="0" t="0" r="0" b="0"/>
+          <wp:inline distT="0" distB="0" distL="0" distR="0" wp14:anchorId="3AFC8AD7" wp14:editId="2A81A876">
+            <wp:extent cx="5196840" cy="3251909"/>
+            <wp:effectExtent l="0" t="0" r="3810" b="5715"/>
             <wp:docPr id="122099611" name="Picture 1"/>
             <wp:cNvGraphicFramePr>
               <a:graphicFrameLocks xmlns:a="http://schemas.openxmlformats.org/drawingml/2006/main" noChangeAspect="1"/>
@@ -427,7 +460,7 @@
                   <pic:spPr>
                     <a:xfrm>
                       <a:off x="0" y="0"/>
-                      <a:ext cx="5069432" cy="3172184"/>
+                      <a:ext cx="5242693" cy="3280602"/>
                     </a:xfrm>
                     <a:prstGeom prst="rect">
                       <a:avLst/>
@@ -445,10 +478,10 @@
         <w:spacing w:after="0" w:line="276" w:lineRule="auto"/>
       </w:pPr>
       <w:r>
-        <w:t>5</w:t>
-      </w:r>
-      <w:r>
-        <w:t xml:space="preserve">. </w:t>
+        <w:t>3.</w:t>
+      </w:r>
+      <w:r>
+        <w:t xml:space="preserve"> </w:t>
       </w:r>
       <w:r>
         <w:t>Open Jenkins URL</w:t>
@@ -470,6 +503,7 @@
         <w:spacing w:after="0" w:line="276" w:lineRule="auto"/>
       </w:pPr>
       <w:r>
+        <w:lastRenderedPageBreak/>
         <w:t xml:space="preserve">command: </w:t>
       </w:r>
       <w:r>
@@ -485,6 +519,9 @@
         <w:jc w:val="center"/>
       </w:pPr>
       <w:r>
+        <w:rPr>
+          <w:noProof/>
+        </w:rPr>
         <w:drawing>
           <wp:inline distT="0" distB="0" distL="0" distR="0" wp14:anchorId="076E8C8D" wp14:editId="591D7036">
             <wp:extent cx="3520439" cy="670560"/>
@@ -525,9 +562,16 @@
     <w:p>
       <w:pPr>
         <w:spacing w:after="0" w:line="276" w:lineRule="auto"/>
-      </w:pPr>
-      <w:r>
-        <w:lastRenderedPageBreak/>
+        <w:rPr>
+          <w:b/>
+          <w:bCs/>
+        </w:rPr>
+      </w:pPr>
+      <w:r>
+        <w:rPr>
+          <w:b/>
+          <w:bCs/>
+        </w:rPr>
         <w:t>Other command:</w:t>
       </w:r>
     </w:p>
@@ -554,6 +598,9 @@
         <w:jc w:val="center"/>
       </w:pPr>
       <w:r>
+        <w:rPr>
+          <w:noProof/>
+        </w:rPr>
         <w:drawing>
           <wp:inline distT="0" distB="0" distL="0" distR="0" wp14:anchorId="2479C6B6" wp14:editId="07F36327">
             <wp:extent cx="3337214" cy="716280"/>
@@ -626,23 +673,40 @@
         <w:spacing w:after="0" w:line="276" w:lineRule="auto"/>
       </w:pPr>
       <w:r>
-        <w:t>Note: URL depends on the port number define during installation</w:t>
-      </w:r>
-    </w:p>
-    <w:p>
-      <w:pPr>
-        <w:spacing w:after="0" w:line="276" w:lineRule="auto"/>
-      </w:pPr>
-      <w:r>
-        <w:t>6. Unlock Jenkins by pasting the password</w:t>
-      </w:r>
-    </w:p>
-    <w:p>
-      <w:pPr>
-        <w:spacing w:after="0" w:line="276" w:lineRule="auto"/>
-      </w:pPr>
-      <w:r>
-        <w:t>Note: Password can be found on the path displayed in the server</w:t>
+        <w:rPr>
+          <w:b/>
+          <w:bCs/>
+        </w:rPr>
+        <w:t>Note:</w:t>
+      </w:r>
+      <w:r>
+        <w:t xml:space="preserve"> URL depends on the port number define during installation</w:t>
+      </w:r>
+    </w:p>
+    <w:p>
+      <w:pPr>
+        <w:spacing w:after="0" w:line="276" w:lineRule="auto"/>
+      </w:pPr>
+      <w:r>
+        <w:t>4</w:t>
+      </w:r>
+      <w:r>
+        <w:t>. Unlock Jenkins by pasting the password</w:t>
+      </w:r>
+    </w:p>
+    <w:p>
+      <w:pPr>
+        <w:spacing w:after="0" w:line="276" w:lineRule="auto"/>
+      </w:pPr>
+      <w:r>
+        <w:rPr>
+          <w:b/>
+          <w:bCs/>
+        </w:rPr>
+        <w:t>Note:</w:t>
+      </w:r>
+      <w:r>
+        <w:t xml:space="preserve"> Password can be found on the path displayed in the server</w:t>
       </w:r>
     </w:p>
     <w:p>
@@ -696,7 +760,13 @@
         <w:spacing w:after="0" w:line="276" w:lineRule="auto"/>
       </w:pPr>
       <w:r>
-        <w:t>7. Once password is verified, install plugins</w:t>
+        <w:t>5</w:t>
+      </w:r>
+      <w:r>
+        <w:t>. Once password is verified, install plugins</w:t>
+      </w:r>
+      <w:r>
+        <w:t xml:space="preserve"> (can choose if selected plugins or all plugins will be installed)</w:t>
       </w:r>
     </w:p>
     <w:p>
@@ -751,7 +821,40 @@
       </w:pPr>
       <w:r>
         <w:lastRenderedPageBreak/>
-        <w:t>8. Wait until all is loaded</w:t>
+        <w:t>6</w:t>
+      </w:r>
+      <w:r>
+        <w:t xml:space="preserve">. Wait until all </w:t>
+      </w:r>
+      <w:r>
+        <w:t>plugins are</w:t>
+      </w:r>
+      <w:r>
+        <w:t xml:space="preserve"> loaded</w:t>
+      </w:r>
+      <w:r>
+        <w:t>. It will install the plugins</w:t>
+      </w:r>
+      <w:r>
+        <w:t xml:space="preserve"> and may take time for it to finish</w:t>
+      </w:r>
+    </w:p>
+    <w:p>
+      <w:pPr>
+        <w:spacing w:after="0" w:line="276" w:lineRule="auto"/>
+      </w:pPr>
+      <w:r>
+        <w:t xml:space="preserve">NOTE: The screenshot below will be displayed if </w:t>
+      </w:r>
+      <w:r>
+        <w:rPr>
+          <w:b/>
+          <w:bCs/>
+        </w:rPr>
+        <w:t>Install suggested plugins</w:t>
+      </w:r>
+      <w:r>
+        <w:t xml:space="preserve"> is selected</w:t>
       </w:r>
     </w:p>
     <w:p>
@@ -764,9 +867,9 @@
           <w:noProof/>
         </w:rPr>
         <w:drawing>
-          <wp:inline distT="0" distB="0" distL="0" distR="0" wp14:anchorId="22D01D93" wp14:editId="1055F06B">
-            <wp:extent cx="4709160" cy="3746701"/>
-            <wp:effectExtent l="0" t="0" r="0" b="6350"/>
+          <wp:inline distT="0" distB="0" distL="0" distR="0" wp14:anchorId="22D01D93" wp14:editId="2F980ADC">
+            <wp:extent cx="5113020" cy="4068019"/>
+            <wp:effectExtent l="0" t="0" r="0" b="8890"/>
             <wp:docPr id="1581535635" name="Picture 1"/>
             <wp:cNvGraphicFramePr>
               <a:graphicFrameLocks xmlns:a="http://schemas.openxmlformats.org/drawingml/2006/main" noChangeAspect="1"/>
@@ -787,7 +890,7 @@
                   <pic:spPr>
                     <a:xfrm>
                       <a:off x="0" y="0"/>
-                      <a:ext cx="4739507" cy="3770845"/>
+                      <a:ext cx="5152331" cy="4099296"/>
                     </a:xfrm>
                     <a:prstGeom prst="rect">
                       <a:avLst/>
@@ -805,10 +908,23 @@
         <w:spacing w:after="0" w:line="276" w:lineRule="auto"/>
       </w:pPr>
       <w:r>
-        <w:t xml:space="preserve">9. </w:t>
-      </w:r>
-      <w:r>
-        <w:t>If in case, not all applications are installed properly, just click Retry button</w:t>
+        <w:t>7</w:t>
+      </w:r>
+      <w:r>
+        <w:t xml:space="preserve">. </w:t>
+      </w:r>
+      <w:r>
+        <w:t xml:space="preserve">If in case, not all applications are installed properly, just click </w:t>
+      </w:r>
+      <w:r>
+        <w:rPr>
+          <w:b/>
+          <w:bCs/>
+        </w:rPr>
+        <w:t>Retry</w:t>
+      </w:r>
+      <w:r>
+        <w:t xml:space="preserve"> button</w:t>
       </w:r>
     </w:p>
     <w:p>
@@ -821,9 +937,9 @@
           <w:noProof/>
         </w:rPr>
         <w:drawing>
-          <wp:inline distT="0" distB="0" distL="0" distR="0" wp14:anchorId="21DED495" wp14:editId="3B5E6349">
-            <wp:extent cx="4785360" cy="3814552"/>
-            <wp:effectExtent l="0" t="0" r="0" b="0"/>
+          <wp:inline distT="0" distB="0" distL="0" distR="0" wp14:anchorId="21DED495" wp14:editId="085F387E">
+            <wp:extent cx="5204460" cy="4148629"/>
+            <wp:effectExtent l="0" t="0" r="0" b="4445"/>
             <wp:docPr id="1901352908" name="Picture 1"/>
             <wp:cNvGraphicFramePr>
               <a:graphicFrameLocks xmlns:a="http://schemas.openxmlformats.org/drawingml/2006/main" noChangeAspect="1"/>
@@ -844,7 +960,7 @@
                   <pic:spPr>
                     <a:xfrm>
                       <a:off x="0" y="0"/>
-                      <a:ext cx="4794539" cy="3821869"/>
+                      <a:ext cx="5220533" cy="4161442"/>
                     </a:xfrm>
                     <a:prstGeom prst="rect">
                       <a:avLst/>
@@ -863,7 +979,30 @@
       </w:pPr>
       <w:r>
         <w:lastRenderedPageBreak/>
-        <w:t>10. Once all applications are installed properly, site will ask to create Admin User. Click Save and Continue button once all fields are populated</w:t>
+        <w:t>8</w:t>
+      </w:r>
+      <w:r>
+        <w:t xml:space="preserve">. Once all applications are installed properly, site will ask to </w:t>
+      </w:r>
+      <w:r>
+        <w:rPr>
+          <w:b/>
+          <w:bCs/>
+        </w:rPr>
+        <w:t>create Admin User</w:t>
+      </w:r>
+      <w:r>
+        <w:t xml:space="preserve">. Click </w:t>
+      </w:r>
+      <w:r>
+        <w:rPr>
+          <w:b/>
+          <w:bCs/>
+        </w:rPr>
+        <w:t>Save and Continue</w:t>
+      </w:r>
+      <w:r>
+        <w:t xml:space="preserve"> button once all fields are populated</w:t>
       </w:r>
     </w:p>
     <w:p>
@@ -876,9 +1015,9 @@
           <w:noProof/>
         </w:rPr>
         <w:drawing>
-          <wp:inline distT="0" distB="0" distL="0" distR="0" wp14:anchorId="3515CA67" wp14:editId="15F5315B">
-            <wp:extent cx="4785360" cy="3795945"/>
-            <wp:effectExtent l="0" t="0" r="0" b="0"/>
+          <wp:inline distT="0" distB="0" distL="0" distR="0" wp14:anchorId="3515CA67" wp14:editId="7B6A41BD">
+            <wp:extent cx="4168140" cy="3306340"/>
+            <wp:effectExtent l="0" t="0" r="3810" b="8890"/>
             <wp:docPr id="994430654" name="Picture 1"/>
             <wp:cNvGraphicFramePr>
               <a:graphicFrameLocks xmlns:a="http://schemas.openxmlformats.org/drawingml/2006/main" noChangeAspect="1"/>
@@ -899,7 +1038,7 @@
                   <pic:spPr>
                     <a:xfrm>
                       <a:off x="0" y="0"/>
-                      <a:ext cx="4810260" cy="3815697"/>
+                      <a:ext cx="4200029" cy="3331636"/>
                     </a:xfrm>
                     <a:prstGeom prst="rect">
                       <a:avLst/>
@@ -917,10 +1056,23 @@
         <w:spacing w:after="0" w:line="276" w:lineRule="auto"/>
       </w:pPr>
       <w:r>
-        <w:t>11. Redirected to successful configuration</w:t>
-      </w:r>
-      <w:r>
-        <w:t xml:space="preserve"> then click Save and Finish button</w:t>
+        <w:t>9</w:t>
+      </w:r>
+      <w:r>
+        <w:t>. Redirected to successful configuration</w:t>
+      </w:r>
+      <w:r>
+        <w:t xml:space="preserve"> then click </w:t>
+      </w:r>
+      <w:r>
+        <w:rPr>
+          <w:b/>
+          <w:bCs/>
+        </w:rPr>
+        <w:t>Save and Finish</w:t>
+      </w:r>
+      <w:r>
+        <w:t xml:space="preserve"> button</w:t>
       </w:r>
     </w:p>
     <w:p>
@@ -933,9 +1085,9 @@
           <w:noProof/>
         </w:rPr>
         <w:drawing>
-          <wp:inline distT="0" distB="0" distL="0" distR="0" wp14:anchorId="67171BA8" wp14:editId="4608323A">
-            <wp:extent cx="4541520" cy="3611350"/>
-            <wp:effectExtent l="0" t="0" r="0" b="8255"/>
+          <wp:inline distT="0" distB="0" distL="0" distR="0" wp14:anchorId="67171BA8" wp14:editId="123D8F2D">
+            <wp:extent cx="4191000" cy="3332622"/>
+            <wp:effectExtent l="0" t="0" r="0" b="1270"/>
             <wp:docPr id="1003111227" name="Picture 1"/>
             <wp:cNvGraphicFramePr>
               <a:graphicFrameLocks xmlns:a="http://schemas.openxmlformats.org/drawingml/2006/main" noChangeAspect="1"/>
@@ -956,7 +1108,7 @@
                   <pic:spPr>
                     <a:xfrm>
                       <a:off x="0" y="0"/>
-                      <a:ext cx="4568164" cy="3632537"/>
+                      <a:ext cx="4226997" cy="3361246"/>
                     </a:xfrm>
                     <a:prstGeom prst="rect">
                       <a:avLst/>
@@ -974,8 +1126,23 @@
         <w:spacing w:after="0" w:line="276" w:lineRule="auto"/>
       </w:pPr>
       <w:r>
-        <w:lastRenderedPageBreak/>
-        <w:t>12. Redirected to Setup Complete then click Start using Jenkins button</w:t>
+        <w:t>1</w:t>
+      </w:r>
+      <w:r>
+        <w:t>0</w:t>
+      </w:r>
+      <w:r>
+        <w:t xml:space="preserve">. Redirected to Setup Complete then click </w:t>
+      </w:r>
+      <w:r>
+        <w:rPr>
+          <w:b/>
+          <w:bCs/>
+        </w:rPr>
+        <w:t>Start using Jenkins</w:t>
+      </w:r>
+      <w:r>
+        <w:t xml:space="preserve"> button</w:t>
       </w:r>
     </w:p>
     <w:p>
@@ -988,8 +1155,8 @@
           <w:noProof/>
         </w:rPr>
         <w:drawing>
-          <wp:inline distT="0" distB="0" distL="0" distR="0" wp14:anchorId="29175363" wp14:editId="190A5935">
-            <wp:extent cx="4751169" cy="3771900"/>
+          <wp:inline distT="0" distB="0" distL="0" distR="0" wp14:anchorId="29175363" wp14:editId="6A124089">
+            <wp:extent cx="4332489" cy="1379220"/>
             <wp:effectExtent l="0" t="0" r="0" b="0"/>
             <wp:docPr id="1074642425" name="Picture 1"/>
             <wp:cNvGraphicFramePr>
@@ -1002,20 +1169,29 @@
                     <pic:cNvPr id="1074642425" name=""/>
                     <pic:cNvPicPr/>
                   </pic:nvPicPr>
-                  <pic:blipFill>
+                  <pic:blipFill rotWithShape="1">
                     <a:blip r:embed="rId22"/>
+                    <a:srcRect b="59901"/>
                     <a:stretch>
                       <a:fillRect/>
                     </a:stretch>
                   </pic:blipFill>
-                  <pic:spPr>
+                  <pic:spPr bwMode="auto">
                     <a:xfrm>
                       <a:off x="0" y="0"/>
-                      <a:ext cx="4760344" cy="3779184"/>
+                      <a:ext cx="4349658" cy="1384686"/>
                     </a:xfrm>
                     <a:prstGeom prst="rect">
                       <a:avLst/>
                     </a:prstGeom>
+                    <a:ln>
+                      <a:noFill/>
+                    </a:ln>
+                    <a:extLst>
+                      <a:ext uri="{53640926-AAD7-44D8-BBD7-CCE9431645EC}">
+                        <a14:shadowObscured xmlns:a14="http://schemas.microsoft.com/office/drawing/2010/main"/>
+                      </a:ext>
+                    </a:extLst>
                   </pic:spPr>
                 </pic:pic>
               </a:graphicData>
@@ -1029,7 +1205,21 @@
         <w:spacing w:after="0" w:line="276" w:lineRule="auto"/>
       </w:pPr>
       <w:r>
-        <w:t>13. Dashboard page of Jenkins</w:t>
+        <w:lastRenderedPageBreak/>
+        <w:t>1</w:t>
+      </w:r>
+      <w:r>
+        <w:t>1</w:t>
+      </w:r>
+      <w:r>
+        <w:t xml:space="preserve">. </w:t>
+      </w:r>
+      <w:r>
+        <w:rPr>
+          <w:b/>
+          <w:bCs/>
+        </w:rPr>
+        <w:t>Dashboard page of Jenkins</w:t>
       </w:r>
     </w:p>
     <w:p>
@@ -1090,7 +1280,7 @@
     </w:p>
     <w:sectPr>
       <w:pgSz w:w="12240" w:h="15840"/>
-      <w:pgMar w:top="1440" w:right="1440" w:bottom="1440" w:left="1440" w:header="708" w:footer="708" w:gutter="0"/>
+      <w:pgMar w:top="720" w:right="720" w:bottom="720" w:left="720" w:header="708" w:footer="708" w:gutter="0"/>
       <w:cols w:space="708"/>
       <w:docGrid w:linePitch="360"/>
     </w:sectPr>
@@ -2074,7 +2264,6 @@
   <w:style w:type="character" w:default="1" w:styleId="DefaultParagraphFont">
     <w:name w:val="Default Paragraph Font"/>
     <w:uiPriority w:val="1"/>
-    <w:semiHidden/>
     <w:unhideWhenUsed/>
   </w:style>
   <w:style w:type="table" w:default="1" w:styleId="TableNormal">
